--- a/public/evrak/zumre-tutanaklari/GNL-ZMR-ZT-001_Ders_Yili_Basi_Cerceve_Zumre_Tutanagi_2026-2027_v1.0.docx
+++ b/public/evrak/zumre-tutanaklari/GNL-ZMR-ZT-001_Ders_Yili_Basi_Cerceve_Zumre_Tutanagi_2026-2027_v1.0.docx
@@ -239,7 +239,7 @@
                 <w:i w:val="0"/>
                 <w:sz w:val="18"/>
               </w:rPr>
-              <w:t>• Bu belge, okulapp.org üzerinde yayımlanan GENEL TUTANAK ŞABLONU setinin parçasıdır (sürüm: 2026.08 (28.08.2026)). Resmî bir Bakanlık belgesi değildir; okulun şartlarına ve toplantıda gerçekten görüşülen hususlara göre uyarlanır. Metindeki mevzuat atıfları 28.08.2026 tarihi itibarıyla yürürlükteki hükümlere göre yazılmıştır; kullanmadan önce güncelliği kontrol ediniz. Lisans: CC BY 4.0 — kaynak gösterilerek kullanılabilir ve uyarlanabilir.</w:t>
+              <w:t>• Bu belge, okulapp.org üzerinde yayımlanan GENEL TUTANAK ŞABLONU setinin parçasıdır (sürüm: 2026.08.1 (29.08.2026)). Resmî bir Bakanlık belgesi değildir; okulun şartlarına ve toplantıda gerçekten görüşülen hususlara göre uyarlanır. Metindeki mevzuat atıfları 28.08.2026 tarihi itibarıyla yürürlükteki hükümlere göre yazılmıştır; kullanmadan önce güncelliği kontrol ediniz. Lisans: CC BY 4.0 — kaynak gösterilerek kullanılabilir ve uyarlanabilir.</w:t>
             </w:r>
           </w:p>
           <w:p>

--- a/public/evrak/zumre-tutanaklari/GNL-ZMR-ZT-001_Ders_Yili_Basi_Cerceve_Zumre_Tutanagi_2026-2027_v1.0.docx
+++ b/public/evrak/zumre-tutanaklari/GNL-ZMR-ZT-001_Ders_Yili_Basi_Cerceve_Zumre_Tutanagi_2026-2027_v1.0.docx
@@ -239,7 +239,7 @@
                 <w:i w:val="0"/>
                 <w:sz w:val="18"/>
               </w:rPr>
-              <w:t>• Bu belge, okulapp.org üzerinde yayımlanan GENEL TUTANAK ŞABLONU setinin parçasıdır (sürüm: 2026.08.1 (29.08.2026)). Resmî bir Bakanlık belgesi değildir; okulun şartlarına ve toplantıda gerçekten görüşülen hususlara göre uyarlanır. Metindeki mevzuat atıfları 28.08.2026 tarihi itibarıyla yürürlükteki hükümlere göre yazılmıştır; kullanmadan önce güncelliği kontrol ediniz. Lisans: CC BY 4.0 — kaynak gösterilerek kullanılabilir ve uyarlanabilir.</w:t>
+              <w:t>• Bu belge, okulapp.org üzerinde yayımlanan GENEL TUTANAK ŞABLONU setinin parçasıdır (sürüm: 2026.08.2 (31.08.2026)). Resmî bir Bakanlık belgesi değildir; okulun şartlarına ve toplantıda gerçekten görüşülen hususlara göre uyarlanır. Metindeki mevzuat atıfları 28.08.2026 tarihi itibarıyla yürürlükteki hükümlere göre yazılmıştır; kullanmadan önce güncelliği kontrol ediniz. Lisans: CC BY 4.0 — kaynak gösterilerek kullanılabilir ve uyarlanabilir.</w:t>
             </w:r>
           </w:p>
           <w:p>

--- a/public/evrak/zumre-tutanaklari/GNL-ZMR-ZT-001_Ders_Yili_Basi_Cerceve_Zumre_Tutanagi_2026-2027_v1.0.docx
+++ b/public/evrak/zumre-tutanaklari/GNL-ZMR-ZT-001_Ders_Yili_Basi_Cerceve_Zumre_Tutanagi_2026-2027_v1.0.docx
@@ -180,7 +180,7 @@
                 <w:i w:val="0"/>
                 <w:sz w:val="18"/>
               </w:rPr>
-              <w:t xml:space="preserve">• Türkiye Yüzyılı Maarif Modeli'nin bu yıl hangi sınıf düzeylerini kapsadığı okul yönetiminden teyit edilerek metindeki </w:t>
+              <w:t xml:space="preserve">• Türkiye Yüzyılı Maarif Modelinin kapsamı ders bazındadır; branşınıza göre madde 5'teki </w:t>
             </w:r>
             <w:r>
               <w:rPr>
@@ -197,7 +197,52 @@
                 <w:i w:val="0"/>
                 <w:sz w:val="18"/>
               </w:rPr>
-              <w:t xml:space="preserve"> alanlarına yazılır. Metin, kapsam dışındaki sınıflarda önceki öğretim programının esas alınacağı ayrımıyla kurulmuştur; bu ayrım korunduğu sürece tutanak kapsam duyurusundan bağımsız olarak geçerlidir.</w:t>
+              <w:t xml:space="preserve"> alanları şöyle doldurulur: matematik, Türk dili ve edebiyatı, fizik, kimya, biyoloji, coğrafya, din kültürü ve ahlak bilgisi, Kur'an-ı Kerim ve peygamberimizin hayatı → kapsam 9, 10 ve 11, kapsam dışı 12 · tarih (9-10-11) ve felsefe (10-11) → dersin bütün sınıfları kapsamda, kapsam dışı satırı çıkarılır · beden eğitimi ve spor, görsel sanatlar, müzik, İngilizce → kapsam 9 ve 10, kapsam dışı 11 ve 12.</w:t>
+            </w:r>
+          </w:p>
+          <w:p>
+            <w:pPr>
+              <w:spacing w:after="60"/>
+              <w:jc w:val="both"/>
+            </w:pPr>
+            <w:r>
+              <w:rPr>
+                <w:b w:val="0"/>
+                <w:i w:val="0"/>
+                <w:sz w:val="18"/>
+              </w:rPr>
+              <w:t xml:space="preserve">• Öğretim programının 2026 nüshası esastır. 23.05.2024 tarihli ve 20 sayılı kararla kabul edilen ortaöğretim programları 2026'da değiştirilmiştir; dayanak karar aynı kalır, metin değişir. Programın güncel nüshası mufredat.meb.gov.tr'den indirilir; madde 5'teki </w:t>
+            </w:r>
+            <w:r>
+              <w:rPr>
+                <w:b w:val="0"/>
+                <w:i w:val="0"/>
+                <w:color w:val="C00000"/>
+                <w:sz w:val="18"/>
+              </w:rPr>
+              <w:t>[…………………………………………]</w:t>
+            </w:r>
+            <w:r>
+              <w:rPr>
+                <w:b w:val="0"/>
+                <w:i w:val="0"/>
+                <w:sz w:val="18"/>
+              </w:rPr>
+              <w:t xml:space="preserve"> alanına iki nüsha arasındaki farklar (değişen ünite ders saatleri ve öğrenme çıktısı ifadeleri) yazılır, fark yoksa 'değişiklik tespit edilmemiştir' denir. Beden eğitimi ve spor, görsel sanatlar, müzik ve İngilizce programlarında 2026 revizyonu yoktur; bu branşlarda söz konusu cümle çıkarılır.</w:t>
+            </w:r>
+          </w:p>
+          <w:p>
+            <w:pPr>
+              <w:spacing w:after="60"/>
+              <w:jc w:val="both"/>
+            </w:pPr>
+            <w:r>
+              <w:rPr>
+                <w:b w:val="0"/>
+                <w:i w:val="0"/>
+                <w:sz w:val="18"/>
+              </w:rPr>
+              <w:t>• Kapsam dışındaki sınıflarda (çoğu derste 12. sınıf; uygulamalı derslerle İngilizcede 11 ve 12) uygulanacak ÖNCEKİ programın Talim ve Terbiye Kurulu karar künyesi, ne Maarif Modeli program metninde ne de tymm.meb.gov.tr'de yazar; künye ortaöğretim haftalık ders çizelgelerinin açıklama bölümünden alınır (ttkb.meb.gov.tr; '&lt;Ders&gt; dersinde; Talim ve Terbiye Kurulunun … tarih ve … sayılı Kararı ile kabul edilen öğretim programı uygulanır'). Doğrulanmış künyeler: Türk dili ve edebiyatı 19.01.2018-39 · matematik (Anadolu lisesi) -32 · fizik -28 · kimya -30 · biyoloji -34 · coğrafya -26 · din kültürü ve ahlak bilgisi -18 · peygamberimizin hayatı -19 · beden eğitimi ve spor -24 · görsel sanatlar -25 · müzik -22 · İngilizce (9-12) -40. Kur'an-ı Kerim dersinin künyesi bu çizelgelerde geçmez; yazılmadan önce doğrulanmalıdır.</w:t>
             </w:r>
           </w:p>
           <w:p>
@@ -239,7 +284,7 @@
                 <w:i w:val="0"/>
                 <w:sz w:val="18"/>
               </w:rPr>
-              <w:t>• Bu belge, okulapp.org üzerinde yayımlanan GENEL TUTANAK ŞABLONU setinin parçasıdır (sürüm: 2026.08.2 (31.08.2026)). Resmî bir Bakanlık belgesi değildir; okulun şartlarına ve toplantıda gerçekten görüşülen hususlara göre uyarlanır. Metindeki mevzuat atıfları 28.08.2026 tarihi itibarıyla yürürlükteki hükümlere göre yazılmıştır; kullanmadan önce güncelliği kontrol ediniz. Lisans: CC BY 4.0 — kaynak gösterilerek kullanılabilir ve uyarlanabilir.</w:t>
+              <w:t>• Bu belge, okulapp.org üzerinde yayımlanan GENEL TUTANAK ŞABLONU setinin parçasıdır (sürüm: 2026.08.3 (02.09.2026)). Resmî bir Bakanlık belgesi değildir; okulun şartlarına ve toplantıda gerçekten görüşülen hususlara göre uyarlanır. Metindeki mevzuat atıfları 28.08.2026 tarihi itibarıyla yürürlükteki hükümlere göre yazılmıştır; kullanmadan önce güncelliği kontrol ediniz. Lisans: CC BY 4.0 — kaynak gösterilerek kullanılabilir ve uyarlanabilir.</w:t>
             </w:r>
           </w:p>
           <w:p>
@@ -2202,7 +2247,38 @@
           <w:i w:val="0"/>
           <w:sz w:val="20"/>
         </w:rPr>
-        <w:t xml:space="preserve"> sınıflarda ise hâlen yürürlükte olan öğretim programının esas alınacağı belirtildi.</w:t>
+        <w:t xml:space="preserve"> sınıflarda ise hâlen yürürlükte olan öğretim programının esas alınacağı belirtildi. Kapsamın tek bir sınıf listesi değil, her dersin kendi kurul kararındaki takvim olduğu; matematik, Türk dili ve edebiyatı, fizik, kimya, biyoloji, coğrafya, din kültürü ve ahlak bilgisi, Kur'an-ı Kerim ve peygamberimizin hayatı derslerinde bu yıl 9, 10 ve 11. sınıfların kapsamda olduğu; tarih ile felsefe derslerinde dersin bütün sınıflarının kapsama girdiği; beden eğitimi ve spor, görsel sanatlar, müzik ve İngilizce derslerinde ise kapsamın yalnız 9 ve 10. sınıflar olduğu, bu dört dersin 11 ve 12. sınıflarında önceki programların yürürlükte kaldığı hatırlatıldı.</w:t>
+      </w:r>
+    </w:p>
+    <w:p>
+      <w:pPr>
+        <w:spacing w:after="80" w:before="0"/>
+        <w:jc w:val="both"/>
+      </w:pPr>
+      <w:r>
+        <w:rPr>
+          <w:b w:val="0"/>
+          <w:i w:val="0"/>
+          <w:sz w:val="20"/>
+        </w:rPr>
+        <w:t xml:space="preserve">Programın metninin 2026'da değiştirildiği üzerinde ayrıca duruldu: 23.05.2024 tarihli ve 20 sayılı kararla kabul edilen ortaöğretim programları 2026'da alınan Kurul kararlarıyla değiştirilmiş, değişiklik 2026-2027 öğretim yılında kapsamdaki sınıf düzeylerinde yürürlüğe girmiştir. Dayanak karar aynı kalmakla birlikte esas alınacak metin programın 2026 nüshasıdır. Bu nedenle inceleme, geçen yıldan kalan çıktılarla değil mufredat.meb.gov.tr adresinden indirilen güncel nüshayla yapıldı; ünite/tema ders saatleri ile öğrenme çıktısı ifadeleri iki nüsha karşılaştırılarak kontrol edildi ve değişen kalemler </w:t>
+      </w:r>
+      <w:r>
+        <w:rPr>
+          <w:b w:val="0"/>
+          <w:i w:val="0"/>
+          <w:color w:val="C00000"/>
+          <w:sz w:val="20"/>
+        </w:rPr>
+        <w:t>[…………………………………………]</w:t>
+      </w:r>
+      <w:r>
+        <w:rPr>
+          <w:b w:val="0"/>
+          <w:i w:val="0"/>
+          <w:sz w:val="20"/>
+        </w:rPr>
+        <w:t xml:space="preserve"> olarak tespit edildi.</w:t>
       </w:r>
     </w:p>
     <w:p>
@@ -2239,7 +2315,7 @@
           <w:i w:val="0"/>
           <w:sz w:val="20"/>
         </w:rPr>
-        <w:t xml:space="preserve">Ders kitaplarının </w:t>
+        <w:t xml:space="preserve">Öğretim programının 2026 nüshasının bütün üyelerce indirilerek yıllık plan ve sınav kapsamlarında bu nüshanın esas alınmasına; ders kitaplarının </w:t>
       </w:r>
       <w:r>
         <w:rPr>
@@ -3331,7 +3407,21 @@
           <w:i w:val="0"/>
           <w:sz w:val="20"/>
         </w:rPr>
-        <w:t>Eğitim Kurulları ve Zümreleri Yönergesinin 12 nci maddesinin sekizinci fıkrasının (j) bendi uyarınca öğrencilerin ulusal ve uluslararası sınav ile yarışma sonuçlarının derslerle ilişkilendirilerek değerlendirileceği ve gerekli tedbirleri içeren zümre eylem planının hazırlanıp uygulanacağı belirtildi. Branşı ilgilendiren sonuçlar okul verileriyle karşılaştırıldı.</w:t>
+        <w:t>Eğitim Kurulları ve Zümreleri Yönergesinin 12 nci maddesinin sekizinci fıkrasının (j) bendi uyarınca öğrencilerin ulusal ve uluslararası sınav ile yarışma sonuçlarının derslerle ilişkilendirilerek değerlendirileceği, sonuçlara yönelik tespitlerin okulun mevcut verileriyle kıyaslanacağı ve gerekli tedbirleri içeren zümre eylem planının hazırlanıp uygulanacağı belirtildi.</w:t>
+      </w:r>
+    </w:p>
+    <w:p>
+      <w:pPr>
+        <w:spacing w:after="80" w:before="0"/>
+        <w:jc w:val="both"/>
+      </w:pPr>
+      <w:r>
+        <w:rPr>
+          <w:b w:val="0"/>
+          <w:i w:val="0"/>
+          <w:sz w:val="20"/>
+        </w:rPr>
+        <w:t>Branşı ilgilendiren sonuçlar okul verileriyle karşılaştırıldı.</w:t>
       </w:r>
     </w:p>
     <w:p>
